--- a/dist/Бизнес-план_TenderAI.docx
+++ b/dist/Бизнес-план_TenderAI.docx
@@ -119,7 +119,7 @@
           <w:sz w:val="28"/>
           <w:szCs w:val="28"/>
         </w:rPr>
-        <w:t xml:space="preserve">Адрес: [почтовый адрес получателя гранта]</w:t>
+        <w:t xml:space="preserve">Адрес: 634061, г. Томск, ул. Красноармейская, д. 55/1, кв. 11</w:t>
       </w:r>
     </w:p>
     <w:p>
@@ -133,7 +133,7 @@
           <w:sz w:val="28"/>
           <w:szCs w:val="28"/>
         </w:rPr>
-        <w:t xml:space="preserve">Телефон: [контактный телефон]</w:t>
+        <w:t xml:space="preserve">Телефон: +7 (913) 886-83-81</w:t>
       </w:r>
     </w:p>
     <w:p>

--- a/dist/Бизнес-план_TenderAI.docx
+++ b/dist/Бизнес-план_TenderAI.docx
@@ -106,6 +106,20 @@
           <w:szCs w:val="28"/>
         </w:rPr>
         <w:t xml:space="preserve">Контактные данные</w:t>
+      </w:r>
+    </w:p>
+    <w:p>
+      <w:pPr>
+        <w:spacing w:after="0" w:line="360"/>
+        <w:jc w:val="center"/>
+      </w:pPr>
+      <w:r>
+        <w:rPr>
+          <w:rFonts w:ascii="Times New Roman" w:cs="Times New Roman" w:eastAsia="Times New Roman" w:hAnsi="Times New Roman"/>
+          <w:sz w:val="28"/>
+          <w:szCs w:val="28"/>
+        </w:rPr>
+        <w:t xml:space="preserve">Организация проекта: ООО «НейроТендер», ИНН 5406850880</w:t>
       </w:r>
     </w:p>
     <w:p>
@@ -439,7 +453,7 @@
           <w:sz w:val="26"/>
           <w:szCs w:val="26"/>
         </w:rPr>
-        <w:t xml:space="preserve">4</w:t>
+        <w:t xml:space="preserve">5</w:t>
       </w:r>
     </w:p>
     <w:p>
@@ -1707,7 +1721,7 @@
           <w:sz w:val="28"/>
           <w:szCs w:val="28"/>
         </w:rPr>
-        <w:t xml:space="preserve">На момент составления бизнес-плана проект находится на стадии работоспособного прототипа. Реализованы и проверены измерениями все ключевые функции: разбор запроса, гибридный поиск, ассистент с проверяемыми ссылками на источники, аналитика рынка, программный интерфейс. Ключевые показатели прототипа приведены в таблице 1.</w:t>
+        <w:t xml:space="preserve">На момент составления бизнес-плана проект находится на стадии работоспособного прототипа. Реализованы и проверены измерениями все ключевые функции: разбор запроса, гибридный поиск, ассистент с проверяемыми ссылками на источники, аналитика рынка, программный интерфейс. Для коммерциализации проекта создано юридическое лицо — ООО «НейроТендер» (ИНН 5406850880, ОГРН 1255400030742). Ключевые показатели прототипа приведены в таблице 1.</w:t>
       </w:r>
     </w:p>
     <w:p>
@@ -2542,7 +2556,7 @@
                 <w:sz w:val="24"/>
                 <w:szCs w:val="24"/>
               </w:rPr>
-              <w:t xml:space="preserve">Регистрация юридического лица, подача заявки на грант «Старт-1»</w:t>
+              <w:t xml:space="preserve">Подготовка и подача заявки на грант «Старт-1»</w:t>
             </w:r>
           </w:p>
         </w:tc>
@@ -2569,7 +2583,7 @@
                 <w:sz w:val="24"/>
                 <w:szCs w:val="24"/>
               </w:rPr>
-              <w:t xml:space="preserve">Правовая форма для коммерциализации, заявка на финансирование</w:t>
+              <w:t xml:space="preserve">Заявка на финансирование этапа коммерциализации (юридическое лицо для этого уже создано)</w:t>
             </w:r>
           </w:p>
         </w:tc>
@@ -4278,7 +4292,7 @@
           <w:sz w:val="28"/>
           <w:szCs w:val="28"/>
         </w:rPr>
-        <w:t xml:space="preserve">Продукция доведена до уровня готовности технологии TRL 4, что превышает требуемый уровень TRL 3. Обоснование приведено ниже.</w:t>
+        <w:t xml:space="preserve">Продукция доведена до уровня готовности технологии TRL 3 — экспериментального подтверждения концепции, что соответствует уровню, предусмотренному заявкой. Обоснование приведено ниже.</w:t>
       </w:r>
     </w:p>
     <w:p>
@@ -4308,22 +4322,7 @@
           <w:sz w:val="28"/>
           <w:szCs w:val="28"/>
         </w:rPr>
-        <w:t xml:space="preserve">– TRL 3 (экспериментальное подтверждение концепции): реализованы и проверены по отдельности ключевые компоненты — разбор запроса на естественном языке, лексический и семантический поиск, слияние ранжирований, генерация ответа со ссылками на источники.</w:t>
-      </w:r>
-    </w:p>
-    <w:p>
-      <w:pPr>
-        <w:spacing w:line="360"/>
-        <w:ind w:firstLine="708"/>
-        <w:jc w:val="both"/>
-      </w:pPr>
-      <w:r>
-        <w:rPr>
-          <w:rFonts w:ascii="Times New Roman" w:cs="Times New Roman" w:eastAsia="Times New Roman" w:hAnsi="Times New Roman"/>
-          <w:sz w:val="28"/>
-          <w:szCs w:val="28"/>
-        </w:rPr>
-        <w:t xml:space="preserve">– TRL 4 (проверка компонентов в лабораторных условиях): компоненты интегрированы в работоспособный прототип, работоспособность которого подтверждена измеримыми показателями на размеченном наборе из 60 запросов и набором из 70 автоматических тестов; прототип доступен для демонстрации в сети Интернет.</w:t>
+        <w:t xml:space="preserve">– TRL 3 (экспериментальное подтверждение концепции): реализованы и экспериментально проверены ключевые компоненты — разбор запроса на естественном языке, лексический поиск BM25, семантический поиск по векторным представлениям, слияние ранжирований, генерация ответа со ссылками на источники и контроль их достоверности. Компоненты объединены в работоспособный прототип, качество которого подтверждено измерениями на размеченном наборе из 60 запросов и набором из 70 автоматических тестов; прототип доступен для демонстрации в сети Интернет.</w:t>
       </w:r>
     </w:p>
     <w:p>
@@ -4338,7 +4337,7 @@
           <w:sz w:val="28"/>
           <w:szCs w:val="28"/>
         </w:rPr>
-        <w:t xml:space="preserve">Переход к уровню TRL 5–6 планируется в ходе пилотных внедрений на реальных данных единой информационной системы в сфере закупок в первом полугодии 2027 года.</w:t>
+        <w:t xml:space="preserve">Переход к уровням TRL 4–6 планируется при подключении сервиса к реальным данным единой информационной системы в сфере закупок и в ходе пилотных внедрений в первом полугодии 2027 года.</w:t>
       </w:r>
     </w:p>
     <w:p>

--- a/dist/Бизнес-план_TenderAI.docx
+++ b/dist/Бизнес-план_TenderAI.docx
@@ -4292,7 +4292,7 @@
           <w:sz w:val="28"/>
           <w:szCs w:val="28"/>
         </w:rPr>
-        <w:t xml:space="preserve">Продукция доведена до уровня готовности технологии TRL 3 — экспериментального подтверждения концепции, что соответствует уровню, предусмотренному заявкой. Обоснование приведено ниже.</w:t>
+        <w:t xml:space="preserve">Продукция доведена до уровня готовности технологии TRL 1, предусмотренного заявкой на участие в программе. Обоснование приведено ниже.</w:t>
       </w:r>
     </w:p>
     <w:p>
@@ -4307,7 +4307,7 @@
           <w:sz w:val="28"/>
           <w:szCs w:val="28"/>
         </w:rPr>
-        <w:t xml:space="preserve">– TRL 1–2 (формулирование концепции): определена предметная область, сформулирована гипотеза о применимости архитектуры генерации, дополненной поиском, к задаче отбора закупок.</w:t>
+        <w:t xml:space="preserve">– TRL 1 (формулирование и обоснование базовых принципов): определена предметная область — поиск и первичный отбор закупок по 44-ФЗ и 223-ФЗ; сформулированы и обоснованы принципы, положенные в основу технологии: извлечение структурных условий отбора из естественно-языкового запроса, объединение лексического и семантического поиска, формирование ответа исключительно из найденных фрагментов документов с проверяемыми ссылками на источники.</w:t>
       </w:r>
     </w:p>
     <w:p>
@@ -4322,7 +4322,7 @@
           <w:sz w:val="28"/>
           <w:szCs w:val="28"/>
         </w:rPr>
-        <w:t xml:space="preserve">– TRL 3 (экспериментальное подтверждение концепции): реализованы и экспериментально проверены ключевые компоненты — разбор запроса на естественном языке, лексический поиск BM25, семантический поиск по векторным представлениям, слияние ранжирований, генерация ответа со ссылками на источники и контроль их достоверности. Компоненты объединены в работоспособный прототип, качество которого подтверждено измерениями на размеченном наборе из 60 запросов и набором из 70 автоматических тестов; прототип доступен для демонстрации в сети Интернет.</w:t>
+        <w:t xml:space="preserve">– Обоснованность принципов подтверждена экспериментально в ходе выполнения работ: перечисленные механизмы реализованы в прототипе веб-сервиса, качество которого измерено на размеченном наборе из 60 запросов и наборе из 70 автоматических тестов; прототип доступен для демонстрации в сети Интернет.</w:t>
       </w:r>
     </w:p>
     <w:p>
@@ -4337,7 +4337,7 @@
           <w:sz w:val="28"/>
           <w:szCs w:val="28"/>
         </w:rPr>
-        <w:t xml:space="preserve">Переход к уровням TRL 4–6 планируется при подключении сервиса к реальным данным единой информационной системы в сфере закупок и в ходе пилотных внедрений в первом полугодии 2027 года.</w:t>
+        <w:t xml:space="preserve">Дальнейшее повышение уровня технологической готовности планируется при подключении сервиса к реальным данным единой информационной системы в сфере закупок и в ходе пилотных внедрений в первом полугодии 2027 года.</w:t>
       </w:r>
     </w:p>
     <w:p>
